--- a/kia-farhang-resume.docx
+++ b/kia-farhang-resume.docx
@@ -145,6 +145,7 @@
         <w:rPr>
           <w:rFonts w:ascii="Times New Roman" w:cs="Times New Roman" w:eastAsia="Times New Roman" w:hAnsi="Times New Roman"/>
           <w:b w:val="1"/>
+          <w:bCs w:val="1"/>
           <w:sz w:val="26"/>
           <w:szCs w:val="26"/>
         </w:rPr>
@@ -169,6 +170,7 @@
         <w:rPr>
           <w:rFonts w:ascii="Times New Roman" w:cs="Times New Roman" w:eastAsia="Times New Roman" w:hAnsi="Times New Roman"/>
           <w:b w:val="1"/>
+          <w:bCs w:val="1"/>
           <w:sz w:val="26"/>
           <w:szCs w:val="26"/>
           <w:rtl w:val="0"/>
@@ -179,6 +181,7 @@
         <w:rPr>
           <w:rFonts w:ascii="Times New Roman" w:cs="Times New Roman" w:eastAsia="Times New Roman" w:hAnsi="Times New Roman"/>
           <w:b w:val="1"/>
+          <w:bCs w:val="1"/>
           <w:sz w:val="24"/>
           <w:szCs w:val="24"/>
           <w:rtl w:val="0"/>
@@ -209,6 +212,7 @@
         <w:rPr>
           <w:rFonts w:ascii="Times New Roman" w:cs="Times New Roman" w:eastAsia="Times New Roman" w:hAnsi="Times New Roman"/>
           <w:b w:val="1"/>
+          <w:bCs w:val="1"/>
           <w:sz w:val="26"/>
           <w:szCs w:val="26"/>
           <w:rtl w:val="0"/>
@@ -219,6 +223,7 @@
         <w:rPr>
           <w:rFonts w:ascii="Times New Roman" w:cs="Times New Roman" w:eastAsia="Times New Roman" w:hAnsi="Times New Roman"/>
           <w:b w:val="1"/>
+          <w:bCs w:val="1"/>
           <w:sz w:val="24"/>
           <w:szCs w:val="24"/>
           <w:rtl w:val="0"/>
@@ -249,6 +254,7 @@
         <w:rPr>
           <w:rFonts w:ascii="Times New Roman" w:cs="Times New Roman" w:eastAsia="Times New Roman" w:hAnsi="Times New Roman"/>
           <w:b w:val="1"/>
+          <w:bCs w:val="1"/>
           <w:sz w:val="26"/>
           <w:szCs w:val="26"/>
           <w:rtl w:val="0"/>
@@ -263,6 +269,37 @@
           <w:rtl w:val="0"/>
         </w:rPr>
         <w:t xml:space="preserve">: TypeScript, React, Cypress, Jest</w:t>
+      </w:r>
+    </w:p>
+    <w:p>
+      <w:pPr>
+        <w:widowControl w:val="0"/>
+        <w:spacing w:line="256.8" w:lineRule="auto"/>
+        <w:rPr>
+          <w:rFonts w:ascii="Times New Roman" w:cs="Times New Roman" w:eastAsia="Times New Roman" w:hAnsi="Times New Roman"/>
+          <w:sz w:val="24"/>
+          <w:szCs w:val="24"/>
+        </w:rPr>
+      </w:pPr>
+      <w:r>
+        <w:rPr>
+          <w:rFonts w:ascii="Times New Roman" w:cs="Times New Roman" w:eastAsia="Times New Roman" w:hAnsi="Times New Roman"/>
+          <w:b w:val="1"/>
+          <w:bCs w:val="1"/>
+          <w:sz w:val="24"/>
+          <w:szCs w:val="24"/>
+          <w:rtl w:val="0"/>
+        </w:rPr>
+        <w:t xml:space="preserve">Misc: </w:t>
+      </w:r>
+      <w:r>
+        <w:rPr>
+          <w:rFonts w:ascii="Times New Roman" w:cs="Times New Roman" w:eastAsia="Times New Roman" w:hAnsi="Times New Roman"/>
+          <w:sz w:val="24"/>
+          <w:szCs w:val="24"/>
+          <w:rtl w:val="0"/>
+        </w:rPr>
+        <w:t xml:space="preserve">Observability (primarily OpenTelemetry + DataDog), Test-Driven Development</w:t>
       </w:r>
     </w:p>
     <w:p>
@@ -319,6 +356,7 @@
         <w:rPr>
           <w:rFonts w:ascii="Times New Roman" w:cs="Times New Roman" w:eastAsia="Times New Roman" w:hAnsi="Times New Roman"/>
           <w:b w:val="1"/>
+          <w:bCs w:val="1"/>
           <w:sz w:val="26"/>
           <w:szCs w:val="26"/>
         </w:rPr>
@@ -346,6 +384,7 @@
         <w:rPr>
           <w:rFonts w:ascii="Times New Roman" w:cs="Times New Roman" w:eastAsia="Times New Roman" w:hAnsi="Times New Roman"/>
           <w:b w:val="1"/>
+          <w:bCs w:val="1"/>
           <w:sz w:val="26"/>
           <w:szCs w:val="26"/>
           <w:rtl w:val="0"/>
@@ -370,7 +409,7 @@
           <w:szCs w:val="26"/>
           <w:rtl w:val="0"/>
         </w:rPr>
-        <w:t xml:space="preserve"> – Present</w:t>
+        <w:t xml:space="preserve"> – Oct 2025</w:t>
       </w:r>
     </w:p>
     <w:p>
@@ -411,7 +450,191 @@
           <w:szCs w:val="24"/>
           <w:rtl w:val="0"/>
         </w:rPr>
-        <w:t xml:space="preserve">One of 7 engineers owning the company’s GraphQL layer, which serves &gt; 1 billion requests daily and powers the NYT site, mobile apps and dozens of other reader-facing and internal applications</w:t>
+        <w:t xml:space="preserve">One of 7 engineers who owned the company’s GraphQL layer, which serves &gt; 1 billion requests daily. This platform powers the NYT site, mobile apps and other reader-facing applications</w:t>
+      </w:r>
+    </w:p>
+    <w:p>
+      <w:pPr>
+        <w:widowControl w:val="0"/>
+        <w:spacing w:line="276" w:lineRule="auto"/>
+        <w:ind w:left="0" w:firstLine="0"/>
+        <w:rPr>
+          <w:rFonts w:ascii="Times New Roman" w:cs="Times New Roman" w:eastAsia="Times New Roman" w:hAnsi="Times New Roman"/>
+          <w:sz w:val="24"/>
+          <w:szCs w:val="24"/>
+        </w:rPr>
+      </w:pPr>
+      <w:r>
+        <w:rPr>
+          <w:rtl w:val="0"/>
+        </w:rPr>
+      </w:r>
+    </w:p>
+    <w:p>
+      <w:pPr>
+        <w:widowControl w:val="0"/>
+        <w:numPr>
+          <w:ilvl w:val="0"/>
+          <w:numId w:val="1"/>
+        </w:numPr>
+        <w:spacing w:line="276" w:lineRule="auto"/>
+        <w:ind w:left="270"/>
+        <w:rPr>
+          <w:rFonts w:ascii="Times New Roman" w:cs="Times New Roman" w:eastAsia="Times New Roman" w:hAnsi="Times New Roman"/>
+          <w:sz w:val="24"/>
+          <w:szCs w:val="24"/>
+        </w:rPr>
+      </w:pPr>
+      <w:r>
+        <w:rPr>
+          <w:rFonts w:ascii="Times New Roman" w:cs="Times New Roman" w:eastAsia="Times New Roman" w:hAnsi="Times New Roman"/>
+          <w:sz w:val="24"/>
+          <w:szCs w:val="24"/>
+          <w:rtl w:val="0"/>
+        </w:rPr>
+        <w:t xml:space="preserve">Lead designer, planner and engineer for successful migration from a Node.js-based federated graph gateway to a Rust (Apollo Router) + Go-based solution:</w:t>
+      </w:r>
+    </w:p>
+    <w:p>
+      <w:pPr>
+        <w:widowControl w:val="0"/>
+        <w:numPr>
+          <w:ilvl w:val="1"/>
+          <w:numId w:val="1"/>
+        </w:numPr>
+        <w:spacing w:line="276" w:lineRule="auto"/>
+        <w:ind w:left="1440" w:hanging="360"/>
+        <w:rPr>
+          <w:rFonts w:ascii="Times New Roman" w:cs="Times New Roman" w:eastAsia="Times New Roman" w:hAnsi="Times New Roman"/>
+          <w:sz w:val="24"/>
+          <w:szCs w:val="24"/>
+        </w:rPr>
+      </w:pPr>
+      <w:r>
+        <w:rPr>
+          <w:rFonts w:ascii="Times New Roman" w:cs="Times New Roman" w:eastAsia="Times New Roman" w:hAnsi="Times New Roman"/>
+          <w:sz w:val="24"/>
+          <w:szCs w:val="24"/>
+          <w:rtl w:val="0"/>
+        </w:rPr>
+        <w:t xml:space="preserve">Unlocked critical client needs like GraphQL subscriptions and field-level access control</w:t>
+      </w:r>
+    </w:p>
+    <w:p>
+      <w:pPr>
+        <w:widowControl w:val="0"/>
+        <w:numPr>
+          <w:ilvl w:val="1"/>
+          <w:numId w:val="1"/>
+        </w:numPr>
+        <w:spacing w:line="276" w:lineRule="auto"/>
+        <w:ind w:left="1440" w:hanging="360"/>
+        <w:rPr>
+          <w:rFonts w:ascii="Times New Roman" w:cs="Times New Roman" w:eastAsia="Times New Roman" w:hAnsi="Times New Roman"/>
+          <w:sz w:val="24"/>
+          <w:szCs w:val="24"/>
+        </w:rPr>
+      </w:pPr>
+      <w:r>
+        <w:rPr>
+          <w:rFonts w:ascii="Times New Roman" w:cs="Times New Roman" w:eastAsia="Times New Roman" w:hAnsi="Times New Roman"/>
+          <w:sz w:val="24"/>
+          <w:szCs w:val="24"/>
+          <w:rtl w:val="0"/>
+        </w:rPr>
+        <w:t xml:space="preserve">Reduced latency for many complex, user-critical GraphQL operations by &gt; 100% </w:t>
+      </w:r>
+    </w:p>
+    <w:p>
+      <w:pPr>
+        <w:widowControl w:val="0"/>
+        <w:numPr>
+          <w:ilvl w:val="1"/>
+          <w:numId w:val="1"/>
+        </w:numPr>
+        <w:spacing w:line="276" w:lineRule="auto"/>
+        <w:ind w:left="1440" w:hanging="360"/>
+        <w:rPr>
+          <w:rFonts w:ascii="Times New Roman" w:cs="Times New Roman" w:eastAsia="Times New Roman" w:hAnsi="Times New Roman"/>
+          <w:sz w:val="24"/>
+          <w:szCs w:val="24"/>
+        </w:rPr>
+      </w:pPr>
+      <w:r>
+        <w:rPr>
+          <w:rFonts w:ascii="Times New Roman" w:cs="Times New Roman" w:eastAsia="Times New Roman" w:hAnsi="Times New Roman"/>
+          <w:sz w:val="24"/>
+          <w:szCs w:val="24"/>
+          <w:rtl w:val="0"/>
+        </w:rPr>
+        <w:t xml:space="preserve">Projected to save $200,000 annually in cloud compute spend</w:t>
+      </w:r>
+    </w:p>
+    <w:p>
+      <w:pPr>
+        <w:widowControl w:val="0"/>
+        <w:numPr>
+          <w:ilvl w:val="1"/>
+          <w:numId w:val="1"/>
+        </w:numPr>
+        <w:spacing w:after="0" w:afterAutospacing="0" w:line="276" w:lineRule="auto"/>
+        <w:ind w:left="1440" w:hanging="360"/>
+        <w:rPr>
+          <w:rFonts w:ascii="Times New Roman" w:cs="Times New Roman" w:eastAsia="Times New Roman" w:hAnsi="Times New Roman"/>
+          <w:sz w:val="24"/>
+          <w:szCs w:val="24"/>
+        </w:rPr>
+      </w:pPr>
+      <w:r>
+        <w:rPr>
+          <w:rFonts w:ascii="Times New Roman" w:cs="Times New Roman" w:eastAsia="Times New Roman" w:hAnsi="Times New Roman"/>
+          <w:sz w:val="24"/>
+          <w:szCs w:val="24"/>
+          <w:rtl w:val="0"/>
+        </w:rPr>
+        <w:t xml:space="preserve">Designed CDN-layer routing scheme that allowed incremental, client-by-client migration to minimize disruption</w:t>
+      </w:r>
+    </w:p>
+    <w:p>
+      <w:pPr>
+        <w:widowControl w:val="0"/>
+        <w:numPr>
+          <w:ilvl w:val="1"/>
+          <w:numId w:val="1"/>
+        </w:numPr>
+        <w:spacing w:before="0" w:beforeAutospacing="0" w:line="312" w:lineRule="auto"/>
+        <w:ind w:left="1440" w:right="300" w:hanging="360"/>
+        <w:rPr>
+          <w:rFonts w:ascii="Times New Roman" w:cs="Times New Roman" w:eastAsia="Times New Roman" w:hAnsi="Times New Roman"/>
+          <w:sz w:val="24"/>
+          <w:szCs w:val="24"/>
+        </w:rPr>
+      </w:pPr>
+      <w:r>
+        <w:rPr>
+          <w:rFonts w:ascii="Times New Roman" w:cs="Times New Roman" w:eastAsia="Times New Roman" w:hAnsi="Times New Roman"/>
+          <w:sz w:val="24"/>
+          <w:szCs w:val="24"/>
+          <w:rtl w:val="0"/>
+        </w:rPr>
+        <w:t xml:space="preserve">Created runbooks and dashboards to drive a standardized, repeatable migration process all engineers on my team followed</w:t>
+      </w:r>
+    </w:p>
+    <w:p>
+      <w:pPr>
+        <w:widowControl w:val="0"/>
+        <w:spacing w:before="120" w:line="312" w:lineRule="auto"/>
+        <w:ind w:left="1440" w:right="300" w:firstLine="0"/>
+        <w:rPr>
+          <w:rFonts w:ascii="Times New Roman" w:cs="Times New Roman" w:eastAsia="Times New Roman" w:hAnsi="Times New Roman"/>
+          <w:sz w:val="24"/>
+          <w:szCs w:val="24"/>
+        </w:rPr>
+      </w:pPr>
+      <w:r>
+        <w:rPr>
+          <w:rtl w:val="0"/>
+        </w:rPr>
       </w:r>
     </w:p>
     <w:p>
@@ -436,7 +659,82 @@
           <w:szCs w:val="24"/>
           <w:rtl w:val="0"/>
         </w:rPr>
-        <w:t xml:space="preserve">Planned and led 2024 migration of GraphQL gateway app from Node.js to Rust + Go:</w:t>
+        <w:t xml:space="preserve">Co-led the team’s 2024 election resilience effort, 6 months of work including:</w:t>
+      </w:r>
+    </w:p>
+    <w:p>
+      <w:pPr>
+        <w:widowControl w:val="0"/>
+        <w:numPr>
+          <w:ilvl w:val="1"/>
+          <w:numId w:val="1"/>
+        </w:numPr>
+        <w:spacing w:after="0" w:afterAutospacing="0" w:before="0" w:beforeAutospacing="0" w:line="276" w:lineRule="auto"/>
+        <w:ind w:left="1440" w:right="300" w:hanging="360"/>
+        <w:rPr>
+          <w:rFonts w:ascii="Times New Roman" w:cs="Times New Roman" w:eastAsia="Times New Roman" w:hAnsi="Times New Roman"/>
+          <w:sz w:val="24"/>
+          <w:szCs w:val="24"/>
+        </w:rPr>
+      </w:pPr>
+      <w:r>
+        <w:rPr>
+          <w:rFonts w:ascii="Times New Roman" w:cs="Times New Roman" w:eastAsia="Times New Roman" w:hAnsi="Times New Roman"/>
+          <w:sz w:val="24"/>
+          <w:szCs w:val="24"/>
+          <w:rtl w:val="0"/>
+        </w:rPr>
+        <w:t xml:space="preserve">Improvements in end-to-end tracing, dashboards and documentation to reduce time to detect issues across our system</w:t>
+      </w:r>
+    </w:p>
+    <w:p>
+      <w:pPr>
+        <w:widowControl w:val="0"/>
+        <w:numPr>
+          <w:ilvl w:val="1"/>
+          <w:numId w:val="1"/>
+        </w:numPr>
+        <w:spacing w:after="0" w:afterAutospacing="0" w:before="0" w:beforeAutospacing="0" w:line="276" w:lineRule="auto"/>
+        <w:ind w:left="1440" w:right="300" w:hanging="360"/>
+        <w:rPr>
+          <w:rFonts w:ascii="Times New Roman" w:cs="Times New Roman" w:eastAsia="Times New Roman" w:hAnsi="Times New Roman"/>
+          <w:sz w:val="24"/>
+          <w:szCs w:val="24"/>
+        </w:rPr>
+      </w:pPr>
+      <w:r>
+        <w:rPr>
+          <w:rFonts w:ascii="Times New Roman" w:cs="Times New Roman" w:eastAsia="Times New Roman" w:hAnsi="Times New Roman"/>
+          <w:sz w:val="24"/>
+          <w:szCs w:val="24"/>
+          <w:rtl w:val="0"/>
+        </w:rPr>
+        <w:t xml:space="preserve">Replacing over-the-internet traffic with cluster-local and private-connectivity routing to reduce latency</w:t>
+      </w:r>
+    </w:p>
+    <w:p>
+      <w:pPr>
+        <w:widowControl w:val="0"/>
+        <w:numPr>
+          <w:ilvl w:val="1"/>
+          <w:numId w:val="1"/>
+        </w:numPr>
+        <w:spacing w:after="0" w:afterAutospacing="0" w:before="0" w:beforeAutospacing="0" w:line="276" w:lineRule="auto"/>
+        <w:ind w:left="1440" w:right="300" w:hanging="360"/>
+        <w:rPr>
+          <w:rFonts w:ascii="Times New Roman" w:cs="Times New Roman" w:eastAsia="Times New Roman" w:hAnsi="Times New Roman"/>
+          <w:sz w:val="24"/>
+          <w:szCs w:val="24"/>
+        </w:rPr>
+      </w:pPr>
+      <w:r>
+        <w:rPr>
+          <w:rFonts w:ascii="Times New Roman" w:cs="Times New Roman" w:eastAsia="Times New Roman" w:hAnsi="Times New Roman"/>
+          <w:sz w:val="24"/>
+          <w:szCs w:val="24"/>
+          <w:rtl w:val="0"/>
+        </w:rPr>
+        <w:t xml:space="preserve">Helping client teams carve user-critical data out of large GraphQL queries to better prioritize traffic</w:t>
       </w:r>
     </w:p>
     <w:p>
@@ -461,7 +759,49 @@
           <w:szCs w:val="24"/>
           <w:rtl w:val="0"/>
         </w:rPr>
-        <w:t xml:space="preserve">Moved from Node.js to open-source Apollo Router, a Rust binary that unlocks new features like GraphQL subscriptions and field-level authorization</w:t>
+        <w:t xml:space="preserve">Using K6 load tests to identify bottlenecks in the company’s custom Kubernetes networking layer</w:t>
+      </w:r>
+    </w:p>
+    <w:p>
+      <w:pPr>
+        <w:widowControl w:val="0"/>
+        <w:spacing w:before="120" w:line="276" w:lineRule="auto"/>
+        <w:ind w:right="300"/>
+        <w:rPr>
+          <w:rFonts w:ascii="Times New Roman" w:cs="Times New Roman" w:eastAsia="Times New Roman" w:hAnsi="Times New Roman"/>
+          <w:sz w:val="24"/>
+          <w:szCs w:val="24"/>
+        </w:rPr>
+      </w:pPr>
+      <w:r>
+        <w:rPr>
+          <w:rtl w:val="0"/>
+        </w:rPr>
+      </w:r>
+    </w:p>
+    <w:p>
+      <w:pPr>
+        <w:widowControl w:val="0"/>
+        <w:numPr>
+          <w:ilvl w:val="0"/>
+          <w:numId w:val="1"/>
+        </w:numPr>
+        <w:spacing w:after="0" w:afterAutospacing="0"/>
+        <w:ind w:left="270"/>
+        <w:rPr>
+          <w:rFonts w:ascii="Times New Roman" w:cs="Times New Roman" w:eastAsia="Times New Roman" w:hAnsi="Times New Roman"/>
+          <w:sz w:val="24"/>
+          <w:szCs w:val="24"/>
+        </w:rPr>
+      </w:pPr>
+      <w:r>
+        <w:rPr>
+          <w:rFonts w:ascii="Times New Roman" w:cs="Times New Roman" w:eastAsia="Times New Roman" w:hAnsi="Times New Roman"/>
+          <w:sz w:val="24"/>
+          <w:szCs w:val="24"/>
+          <w:rtl w:val="0"/>
+        </w:rPr>
+        <w:t xml:space="preserve">Consistently demonstrated engineering excellence within and beyond my team:</w:t>
       </w:r>
     </w:p>
     <w:p>
@@ -471,22 +811,22 @@
           <w:ilvl w:val="1"/>
           <w:numId w:val="1"/>
         </w:numPr>
-        <w:spacing w:line="276" w:lineRule="auto"/>
-        <w:ind w:left="1440" w:hanging="360"/>
-        <w:rPr>
-          <w:rFonts w:ascii="Times New Roman" w:cs="Times New Roman" w:eastAsia="Times New Roman" w:hAnsi="Times New Roman"/>
-          <w:sz w:val="24"/>
-          <w:szCs w:val="24"/>
-        </w:rPr>
-      </w:pPr>
-      <w:r>
-        <w:rPr>
-          <w:rFonts w:ascii="Times New Roman" w:cs="Times New Roman" w:eastAsia="Times New Roman" w:hAnsi="Times New Roman"/>
-          <w:sz w:val="24"/>
-          <w:szCs w:val="24"/>
-          <w:rtl w:val="0"/>
-        </w:rPr>
-        <w:t xml:space="preserve">Designed and led creation of Golang companion microservice that handles business logic like authn/authz, client-aware routing, error handling, etc.</w:t>
+        <w:spacing w:after="0" w:afterAutospacing="0" w:before="0" w:beforeAutospacing="0" w:lineRule="auto"/>
+        <w:ind w:left="1440" w:right="300" w:hanging="360"/>
+        <w:rPr>
+          <w:rFonts w:ascii="Times New Roman" w:cs="Times New Roman" w:eastAsia="Times New Roman" w:hAnsi="Times New Roman"/>
+          <w:sz w:val="24"/>
+          <w:szCs w:val="24"/>
+        </w:rPr>
+      </w:pPr>
+      <w:r>
+        <w:rPr>
+          <w:rFonts w:ascii="Times New Roman" w:cs="Times New Roman" w:eastAsia="Times New Roman" w:hAnsi="Times New Roman"/>
+          <w:sz w:val="24"/>
+          <w:szCs w:val="24"/>
+          <w:rtl w:val="0"/>
+        </w:rPr>
+        <w:t xml:space="preserve">Discovered and implemented a CPU request right-sizing opportunity in our legacy Scala application that saved $20,000 in monthly cloud spend</w:t>
       </w:r>
     </w:p>
     <w:p>
@@ -496,22 +836,189 @@
           <w:ilvl w:val="1"/>
           <w:numId w:val="1"/>
         </w:numPr>
+        <w:spacing w:after="0" w:afterAutospacing="0" w:before="0" w:beforeAutospacing="0" w:lineRule="auto"/>
+        <w:ind w:left="1440" w:right="300" w:hanging="360"/>
+        <w:rPr>
+          <w:rFonts w:ascii="Times New Roman" w:cs="Times New Roman" w:eastAsia="Times New Roman" w:hAnsi="Times New Roman"/>
+          <w:sz w:val="24"/>
+          <w:szCs w:val="24"/>
+        </w:rPr>
+      </w:pPr>
+      <w:r>
+        <w:rPr>
+          <w:rFonts w:ascii="Times New Roman" w:cs="Times New Roman" w:eastAsia="Times New Roman" w:hAnsi="Times New Roman"/>
+          <w:sz w:val="24"/>
+          <w:szCs w:val="24"/>
+          <w:rtl w:val="0"/>
+        </w:rPr>
+        <w:t xml:space="preserve">Worked with a principal and staff engineer to cowrite the company’s first standard on tracing metadata, improving discoverability across systems </w:t>
+      </w:r>
+    </w:p>
+    <w:p>
+      <w:pPr>
+        <w:widowControl w:val="0"/>
+        <w:numPr>
+          <w:ilvl w:val="1"/>
+          <w:numId w:val="1"/>
+        </w:numPr>
+        <w:spacing w:after="0" w:afterAutospacing="0" w:before="0" w:beforeAutospacing="0" w:lineRule="auto"/>
+        <w:ind w:left="1440" w:right="300" w:hanging="360"/>
+        <w:rPr>
+          <w:rFonts w:ascii="Times New Roman" w:cs="Times New Roman" w:eastAsia="Times New Roman" w:hAnsi="Times New Roman"/>
+          <w:sz w:val="24"/>
+          <w:szCs w:val="24"/>
+        </w:rPr>
+      </w:pPr>
+      <w:r>
+        <w:rPr>
+          <w:rFonts w:ascii="Times New Roman" w:cs="Times New Roman" w:eastAsia="Times New Roman" w:hAnsi="Times New Roman"/>
+          <w:sz w:val="24"/>
+          <w:szCs w:val="24"/>
+          <w:rtl w:val="0"/>
+        </w:rPr>
+        <w:t xml:space="preserve">Proved it was possible to build ARM Docker images in our company’s Drone pipelines, which dev ops engineers estimated could save tens of thousands of dollars in monthly cloud costs when applied to their platform infrastructure</w:t>
+      </w:r>
+    </w:p>
+    <w:p>
+      <w:pPr>
+        <w:widowControl w:val="0"/>
+        <w:numPr>
+          <w:ilvl w:val="1"/>
+          <w:numId w:val="1"/>
+        </w:numPr>
+        <w:spacing w:before="0" w:beforeAutospacing="0" w:lineRule="auto"/>
+        <w:ind w:left="1440" w:right="300" w:hanging="360"/>
+        <w:rPr>
+          <w:rFonts w:ascii="Times New Roman" w:cs="Times New Roman" w:eastAsia="Times New Roman" w:hAnsi="Times New Roman"/>
+          <w:sz w:val="24"/>
+          <w:szCs w:val="24"/>
+        </w:rPr>
+      </w:pPr>
+      <w:r>
+        <w:rPr>
+          <w:rFonts w:ascii="Times New Roman" w:cs="Times New Roman" w:eastAsia="Times New Roman" w:hAnsi="Times New Roman"/>
+          <w:sz w:val="24"/>
+          <w:szCs w:val="24"/>
+          <w:rtl w:val="0"/>
+        </w:rPr>
+        <w:t xml:space="preserve">Top contributor of both commits and pull request reviews to 3 of my team’s 5 most important applications (the new graph gateway + Go microservice, the legacy Node gateway and our platform test suite). Top-three contributor for the other two (CDN-layer logic and legacy Scala GraphQL service)</w:t>
+      </w:r>
+    </w:p>
+    <w:p>
+      <w:pPr>
+        <w:widowControl w:val="0"/>
+        <w:spacing w:before="120" w:lineRule="auto"/>
+        <w:ind w:left="1440" w:right="300" w:firstLine="0"/>
+        <w:rPr>
+          <w:rFonts w:ascii="Times New Roman" w:cs="Times New Roman" w:eastAsia="Times New Roman" w:hAnsi="Times New Roman"/>
+          <w:sz w:val="24"/>
+          <w:szCs w:val="24"/>
+        </w:rPr>
+      </w:pPr>
+      <w:r>
+        <w:rPr>
+          <w:rtl w:val="0"/>
+        </w:rPr>
+      </w:r>
+    </w:p>
+    <w:p>
+      <w:pPr>
+        <w:widowControl w:val="0"/>
+        <w:numPr>
+          <w:ilvl w:val="0"/>
+          <w:numId w:val="1"/>
+        </w:numPr>
         <w:spacing w:after="0" w:afterAutospacing="0" w:line="276" w:lineRule="auto"/>
-        <w:ind w:left="1440" w:hanging="360"/>
-        <w:rPr>
-          <w:rFonts w:ascii="Times New Roman" w:cs="Times New Roman" w:eastAsia="Times New Roman" w:hAnsi="Times New Roman"/>
-          <w:sz w:val="24"/>
-          <w:szCs w:val="24"/>
-        </w:rPr>
-      </w:pPr>
-      <w:r>
-        <w:rPr>
-          <w:rFonts w:ascii="Times New Roman" w:cs="Times New Roman" w:eastAsia="Times New Roman" w:hAnsi="Times New Roman"/>
-          <w:sz w:val="24"/>
-          <w:szCs w:val="24"/>
-          <w:rtl w:val="0"/>
-        </w:rPr>
-        <w:t xml:space="preserve">Top contributor of commits and pull request reviews</w:t>
+        <w:ind w:left="270"/>
+        <w:rPr>
+          <w:rFonts w:ascii="Times New Roman" w:cs="Times New Roman" w:eastAsia="Times New Roman" w:hAnsi="Times New Roman"/>
+          <w:sz w:val="24"/>
+          <w:szCs w:val="24"/>
+        </w:rPr>
+      </w:pPr>
+      <w:r>
+        <w:rPr>
+          <w:rFonts w:ascii="Times New Roman" w:cs="Times New Roman" w:eastAsia="Times New Roman" w:hAnsi="Times New Roman"/>
+          <w:sz w:val="24"/>
+          <w:szCs w:val="24"/>
+          <w:rtl w:val="0"/>
+        </w:rPr>
+        <w:t xml:space="preserve">Mentored engineers across the experience spectrum:</w:t>
+      </w:r>
+    </w:p>
+    <w:p>
+      <w:pPr>
+        <w:widowControl w:val="0"/>
+        <w:numPr>
+          <w:ilvl w:val="1"/>
+          <w:numId w:val="1"/>
+        </w:numPr>
+        <w:spacing w:after="0" w:afterAutospacing="0" w:before="0" w:beforeAutospacing="0" w:line="276" w:lineRule="auto"/>
+        <w:ind w:left="1440" w:right="300" w:hanging="360"/>
+        <w:rPr>
+          <w:rFonts w:ascii="Times New Roman" w:cs="Times New Roman" w:eastAsia="Times New Roman" w:hAnsi="Times New Roman"/>
+          <w:sz w:val="24"/>
+          <w:szCs w:val="24"/>
+        </w:rPr>
+      </w:pPr>
+      <w:r>
+        <w:rPr>
+          <w:rFonts w:ascii="Times New Roman" w:cs="Times New Roman" w:eastAsia="Times New Roman" w:hAnsi="Times New Roman"/>
+          <w:sz w:val="24"/>
+          <w:szCs w:val="24"/>
+          <w:rtl w:val="0"/>
+        </w:rPr>
+        <w:t xml:space="preserve">Helped our 2023 summer intern design and build an automated regression test suite (Node.js and Jest) that still runs daily and has prevented multiple major production incidents</w:t>
+      </w:r>
+    </w:p>
+    <w:p>
+      <w:pPr>
+        <w:widowControl w:val="0"/>
+        <w:numPr>
+          <w:ilvl w:val="1"/>
+          <w:numId w:val="1"/>
+        </w:numPr>
+        <w:spacing w:after="0" w:afterAutospacing="0" w:before="0" w:beforeAutospacing="0" w:line="276" w:lineRule="auto"/>
+        <w:ind w:left="1440" w:right="300" w:hanging="360"/>
+        <w:rPr>
+          <w:rFonts w:ascii="Times New Roman" w:cs="Times New Roman" w:eastAsia="Times New Roman" w:hAnsi="Times New Roman"/>
+          <w:sz w:val="24"/>
+          <w:szCs w:val="24"/>
+        </w:rPr>
+      </w:pPr>
+      <w:r>
+        <w:rPr>
+          <w:rFonts w:ascii="Times New Roman" w:cs="Times New Roman" w:eastAsia="Times New Roman" w:hAnsi="Times New Roman"/>
+          <w:sz w:val="24"/>
+          <w:szCs w:val="24"/>
+          <w:rtl w:val="0"/>
+        </w:rPr>
+        <w:t xml:space="preserve">Guided our team’s only mid-level engineer through design + implementation of a system for reconciling conflicting HTTP headers in upstream responses in our Go microservice</w:t>
+      </w:r>
+    </w:p>
+    <w:p>
+      <w:pPr>
+        <w:widowControl w:val="0"/>
+        <w:numPr>
+          <w:ilvl w:val="1"/>
+          <w:numId w:val="1"/>
+        </w:numPr>
+        <w:spacing w:after="0" w:afterAutospacing="0" w:before="0" w:beforeAutospacing="0" w:line="276" w:lineRule="auto"/>
+        <w:ind w:left="1440" w:right="300" w:hanging="360"/>
+        <w:rPr>
+          <w:rFonts w:ascii="Times New Roman" w:cs="Times New Roman" w:eastAsia="Times New Roman" w:hAnsi="Times New Roman"/>
+          <w:sz w:val="24"/>
+          <w:szCs w:val="24"/>
+        </w:rPr>
+      </w:pPr>
+      <w:r>
+        <w:rPr>
+          <w:rFonts w:ascii="Times New Roman" w:cs="Times New Roman" w:eastAsia="Times New Roman" w:hAnsi="Times New Roman"/>
+          <w:sz w:val="24"/>
+          <w:szCs w:val="24"/>
+          <w:rtl w:val="0"/>
+        </w:rPr>
+        <w:t xml:space="preserve">Paired with a mid-level data engineer through NYT’s formal mentorship program. Focusing on communication and leadership skills, helped her get promoted to senior data engineer in late 2024</w:t>
       </w:r>
     </w:p>
     <w:p>
@@ -536,275 +1043,7 @@
           <w:szCs w:val="24"/>
           <w:rtl w:val="0"/>
         </w:rPr>
-        <w:t xml:space="preserve">On track to save $200k annually in cloud compute vs. the Node app</w:t>
-      </w:r>
-    </w:p>
-    <w:p>
-      <w:pPr>
-        <w:widowControl w:val="0"/>
-        <w:numPr>
-          <w:ilvl w:val="0"/>
-          <w:numId w:val="1"/>
-        </w:numPr>
-        <w:spacing w:after="0" w:afterAutospacing="0" w:line="276" w:lineRule="auto"/>
-        <w:ind w:left="270"/>
-        <w:rPr>
-          <w:rFonts w:ascii="Times New Roman" w:cs="Times New Roman" w:eastAsia="Times New Roman" w:hAnsi="Times New Roman"/>
-          <w:sz w:val="24"/>
-          <w:szCs w:val="24"/>
-        </w:rPr>
-      </w:pPr>
-      <w:r>
-        <w:rPr>
-          <w:rFonts w:ascii="Times New Roman" w:cs="Times New Roman" w:eastAsia="Times New Roman" w:hAnsi="Times New Roman"/>
-          <w:sz w:val="24"/>
-          <w:szCs w:val="24"/>
-          <w:rtl w:val="0"/>
-        </w:rPr>
-        <w:t xml:space="preserve">Co-led the team’s 2024 election resilience effort, 6 months of work including:</w:t>
-      </w:r>
-    </w:p>
-    <w:p>
-      <w:pPr>
-        <w:widowControl w:val="0"/>
-        <w:numPr>
-          <w:ilvl w:val="1"/>
-          <w:numId w:val="1"/>
-        </w:numPr>
-        <w:spacing w:after="0" w:afterAutospacing="0" w:before="0" w:beforeAutospacing="0" w:line="276" w:lineRule="auto"/>
-        <w:ind w:left="1440" w:right="300" w:hanging="360"/>
-        <w:rPr>
-          <w:rFonts w:ascii="Times New Roman" w:cs="Times New Roman" w:eastAsia="Times New Roman" w:hAnsi="Times New Roman"/>
-          <w:sz w:val="24"/>
-          <w:szCs w:val="24"/>
-        </w:rPr>
-      </w:pPr>
-      <w:r>
-        <w:rPr>
-          <w:rFonts w:ascii="Times New Roman" w:cs="Times New Roman" w:eastAsia="Times New Roman" w:hAnsi="Times New Roman"/>
-          <w:sz w:val="24"/>
-          <w:szCs w:val="24"/>
-          <w:rtl w:val="0"/>
-        </w:rPr>
-        <w:t xml:space="preserve">Improvements in end-to-end tracing, dashboards and documentation to reduce time to detect issues across our system</w:t>
-      </w:r>
-    </w:p>
-    <w:p>
-      <w:pPr>
-        <w:widowControl w:val="0"/>
-        <w:numPr>
-          <w:ilvl w:val="1"/>
-          <w:numId w:val="1"/>
-        </w:numPr>
-        <w:spacing w:after="0" w:afterAutospacing="0" w:before="0" w:beforeAutospacing="0" w:line="276" w:lineRule="auto"/>
-        <w:ind w:left="1440" w:right="300" w:hanging="360"/>
-        <w:rPr>
-          <w:rFonts w:ascii="Times New Roman" w:cs="Times New Roman" w:eastAsia="Times New Roman" w:hAnsi="Times New Roman"/>
-          <w:sz w:val="24"/>
-          <w:szCs w:val="24"/>
-        </w:rPr>
-      </w:pPr>
-      <w:r>
-        <w:rPr>
-          <w:rFonts w:ascii="Times New Roman" w:cs="Times New Roman" w:eastAsia="Times New Roman" w:hAnsi="Times New Roman"/>
-          <w:sz w:val="24"/>
-          <w:szCs w:val="24"/>
-          <w:rtl w:val="0"/>
-        </w:rPr>
-        <w:t xml:space="preserve">Replacing over-the-internet traffic with cluster-local and private-connectivity routing to reduce latency</w:t>
-      </w:r>
-    </w:p>
-    <w:p>
-      <w:pPr>
-        <w:widowControl w:val="0"/>
-        <w:numPr>
-          <w:ilvl w:val="1"/>
-          <w:numId w:val="1"/>
-        </w:numPr>
-        <w:spacing w:after="0" w:afterAutospacing="0" w:before="0" w:beforeAutospacing="0" w:line="276" w:lineRule="auto"/>
-        <w:ind w:left="1440" w:right="300" w:hanging="360"/>
-        <w:rPr>
-          <w:rFonts w:ascii="Times New Roman" w:cs="Times New Roman" w:eastAsia="Times New Roman" w:hAnsi="Times New Roman"/>
-          <w:sz w:val="24"/>
-          <w:szCs w:val="24"/>
-        </w:rPr>
-      </w:pPr>
-      <w:r>
-        <w:rPr>
-          <w:rFonts w:ascii="Times New Roman" w:cs="Times New Roman" w:eastAsia="Times New Roman" w:hAnsi="Times New Roman"/>
-          <w:sz w:val="24"/>
-          <w:szCs w:val="24"/>
-          <w:rtl w:val="0"/>
-        </w:rPr>
-        <w:t xml:space="preserve">Helping client teams carve user-critical data out of large GraphQL queries to better prioritize traffic</w:t>
-      </w:r>
-    </w:p>
-    <w:p>
-      <w:pPr>
-        <w:widowControl w:val="0"/>
-        <w:numPr>
-          <w:ilvl w:val="1"/>
-          <w:numId w:val="1"/>
-        </w:numPr>
-        <w:spacing w:before="0" w:beforeAutospacing="0" w:line="276" w:lineRule="auto"/>
-        <w:ind w:left="1440" w:right="300" w:hanging="360"/>
-        <w:rPr>
-          <w:rFonts w:ascii="Times New Roman" w:cs="Times New Roman" w:eastAsia="Times New Roman" w:hAnsi="Times New Roman"/>
-          <w:sz w:val="24"/>
-          <w:szCs w:val="24"/>
-          <w:u w:val="none"/>
-        </w:rPr>
-      </w:pPr>
-      <w:r>
-        <w:rPr>
-          <w:rFonts w:ascii="Times New Roman" w:cs="Times New Roman" w:eastAsia="Times New Roman" w:hAnsi="Times New Roman"/>
-          <w:sz w:val="24"/>
-          <w:szCs w:val="24"/>
-          <w:rtl w:val="0"/>
-        </w:rPr>
-        <w:t xml:space="preserve">Using K6 load tests to identify bottlenecks in the company’s custom Kubernetes networking layer </w:t>
-      </w:r>
-    </w:p>
-    <w:p>
-      <w:pPr>
-        <w:widowControl w:val="0"/>
-        <w:numPr>
-          <w:ilvl w:val="0"/>
-          <w:numId w:val="1"/>
-        </w:numPr>
-        <w:spacing w:after="0" w:afterAutospacing="0" w:line="276" w:lineRule="auto"/>
-        <w:ind w:left="270"/>
-        <w:rPr>
-          <w:rFonts w:ascii="Times New Roman" w:cs="Times New Roman" w:eastAsia="Times New Roman" w:hAnsi="Times New Roman"/>
-          <w:sz w:val="24"/>
-          <w:szCs w:val="24"/>
-        </w:rPr>
-      </w:pPr>
-      <w:r>
-        <w:rPr>
-          <w:rFonts w:ascii="Times New Roman" w:cs="Times New Roman" w:eastAsia="Times New Roman" w:hAnsi="Times New Roman"/>
-          <w:sz w:val="24"/>
-          <w:szCs w:val="24"/>
-          <w:rtl w:val="0"/>
-        </w:rPr>
-        <w:t xml:space="preserve">Mentored engineers across the experience spectrum:</w:t>
-      </w:r>
-    </w:p>
-    <w:p>
-      <w:pPr>
-        <w:widowControl w:val="0"/>
-        <w:numPr>
-          <w:ilvl w:val="1"/>
-          <w:numId w:val="1"/>
-        </w:numPr>
-        <w:spacing w:after="0" w:afterAutospacing="0" w:before="0" w:beforeAutospacing="0" w:line="276" w:lineRule="auto"/>
-        <w:ind w:left="1440" w:right="300" w:hanging="360"/>
-        <w:rPr>
-          <w:rFonts w:ascii="Times New Roman" w:cs="Times New Roman" w:eastAsia="Times New Roman" w:hAnsi="Times New Roman"/>
-          <w:sz w:val="24"/>
-          <w:szCs w:val="24"/>
-        </w:rPr>
-      </w:pPr>
-      <w:r>
-        <w:rPr>
-          <w:rFonts w:ascii="Times New Roman" w:cs="Times New Roman" w:eastAsia="Times New Roman" w:hAnsi="Times New Roman"/>
-          <w:sz w:val="24"/>
-          <w:szCs w:val="24"/>
-          <w:rtl w:val="0"/>
-        </w:rPr>
-        <w:t xml:space="preserve">Helped our 2023 summer intern design and build an automated regression test suite (Node.js and Jest) that has prevented multiple major incidents. This intern now works full-time at NYT</w:t>
-      </w:r>
-    </w:p>
-    <w:p>
-      <w:pPr>
-        <w:widowControl w:val="0"/>
-        <w:numPr>
-          <w:ilvl w:val="1"/>
-          <w:numId w:val="1"/>
-        </w:numPr>
-        <w:spacing w:after="0" w:afterAutospacing="0" w:before="0" w:beforeAutospacing="0" w:line="276" w:lineRule="auto"/>
-        <w:ind w:left="1440" w:right="300" w:hanging="360"/>
-        <w:rPr>
-          <w:rFonts w:ascii="Times New Roman" w:cs="Times New Roman" w:eastAsia="Times New Roman" w:hAnsi="Times New Roman"/>
-          <w:sz w:val="24"/>
-          <w:szCs w:val="24"/>
-        </w:rPr>
-      </w:pPr>
-      <w:r>
-        <w:rPr>
-          <w:rFonts w:ascii="Times New Roman" w:cs="Times New Roman" w:eastAsia="Times New Roman" w:hAnsi="Times New Roman"/>
-          <w:sz w:val="24"/>
-          <w:szCs w:val="24"/>
-          <w:rtl w:val="0"/>
-        </w:rPr>
-        <w:t xml:space="preserve">Guided our team’s only mid-level engineer through design + implementation of a system for reconciling conflicting HTTP headers in upstream responses in our Go microservice</w:t>
-      </w:r>
-    </w:p>
-    <w:p>
-      <w:pPr>
-        <w:widowControl w:val="0"/>
-        <w:numPr>
-          <w:ilvl w:val="1"/>
-          <w:numId w:val="1"/>
-        </w:numPr>
-        <w:spacing w:after="0" w:afterAutospacing="0" w:before="0" w:beforeAutospacing="0" w:line="276" w:lineRule="auto"/>
-        <w:ind w:left="1440" w:right="300" w:hanging="360"/>
-        <w:rPr>
-          <w:rFonts w:ascii="Times New Roman" w:cs="Times New Roman" w:eastAsia="Times New Roman" w:hAnsi="Times New Roman"/>
-          <w:sz w:val="24"/>
-          <w:szCs w:val="24"/>
-        </w:rPr>
-      </w:pPr>
-      <w:r>
-        <w:rPr>
-          <w:rFonts w:ascii="Times New Roman" w:cs="Times New Roman" w:eastAsia="Times New Roman" w:hAnsi="Times New Roman"/>
-          <w:sz w:val="24"/>
-          <w:szCs w:val="24"/>
-          <w:rtl w:val="0"/>
-        </w:rPr>
-        <w:t xml:space="preserve">Paired with a mid-level data engineer through NYT’s formal mentorship program. Focusing on communication and leadership skills, helped her get promoted to senior data engineer in late 2024</w:t>
-      </w:r>
-    </w:p>
-    <w:p>
-      <w:pPr>
-        <w:widowControl w:val="0"/>
-        <w:numPr>
-          <w:ilvl w:val="1"/>
-          <w:numId w:val="1"/>
-        </w:numPr>
-        <w:spacing w:before="0" w:beforeAutospacing="0" w:line="276" w:lineRule="auto"/>
-        <w:ind w:left="1440" w:right="300" w:hanging="360"/>
-        <w:rPr>
-          <w:rFonts w:ascii="Times New Roman" w:cs="Times New Roman" w:eastAsia="Times New Roman" w:hAnsi="Times New Roman"/>
-          <w:sz w:val="24"/>
-          <w:szCs w:val="24"/>
-        </w:rPr>
-      </w:pPr>
-      <w:r>
-        <w:rPr>
-          <w:rFonts w:ascii="Times New Roman" w:cs="Times New Roman" w:eastAsia="Times New Roman" w:hAnsi="Times New Roman"/>
-          <w:sz w:val="24"/>
-          <w:szCs w:val="24"/>
-          <w:rtl w:val="0"/>
-        </w:rPr>
         <w:t xml:space="preserve">Served an 18-month term on the company’s architecture review board, weighing in on proposals for major new systems and significant changes to existing ones</w:t>
-      </w:r>
-    </w:p>
-    <w:p>
-      <w:pPr>
-        <w:widowControl w:val="0"/>
-        <w:spacing w:before="120" w:line="276" w:lineRule="auto"/>
-        <w:ind w:right="300"/>
-        <w:rPr>
-          <w:rFonts w:ascii="Times New Roman" w:cs="Times New Roman" w:eastAsia="Times New Roman" w:hAnsi="Times New Roman"/>
-          <w:sz w:val="24"/>
-          <w:szCs w:val="24"/>
-        </w:rPr>
-      </w:pPr>
-      <w:r>
-        <w:rPr>
-          <w:rtl w:val="0"/>
-        </w:rPr>
       </w:r>
     </w:p>
     <w:p>
@@ -858,6 +1097,7 @@
         <w:rPr>
           <w:rFonts w:ascii="Times New Roman" w:cs="Times New Roman" w:eastAsia="Times New Roman" w:hAnsi="Times New Roman"/>
           <w:b w:val="1"/>
+          <w:bCs w:val="1"/>
           <w:sz w:val="26"/>
           <w:szCs w:val="26"/>
           <w:rtl w:val="0"/>
@@ -1023,6 +1263,7 @@
         <w:rPr>
           <w:rFonts w:ascii="Times New Roman" w:cs="Times New Roman" w:eastAsia="Times New Roman" w:hAnsi="Times New Roman"/>
           <w:b w:val="1"/>
+          <w:bCs w:val="1"/>
           <w:sz w:val="26"/>
           <w:szCs w:val="26"/>
           <w:rtl w:val="0"/>
@@ -1223,6 +1464,21 @@
           <w:rtl w:val="0"/>
         </w:rPr>
         <w:t xml:space="preserve">Identified and squashed cross-cutting bugs in back-end Go microservices owned by other teams</w:t>
+      </w:r>
+    </w:p>
+    <w:p>
+      <w:pPr>
+        <w:widowControl w:val="0"/>
+        <w:rPr>
+          <w:rFonts w:ascii="Times New Roman" w:cs="Times New Roman" w:eastAsia="Times New Roman" w:hAnsi="Times New Roman"/>
+          <w:sz w:val="24"/>
+          <w:szCs w:val="24"/>
+        </w:rPr>
+      </w:pPr>
+      <w:r>
+        <w:rPr>
+          <w:rtl w:val="0"/>
+        </w:rPr>
       </w:r>
     </w:p>
     <w:p>
@@ -1257,6 +1513,7 @@
         <w:rPr>
           <w:rFonts w:ascii="Times New Roman" w:cs="Times New Roman" w:eastAsia="Times New Roman" w:hAnsi="Times New Roman"/>
           <w:b w:val="1"/>
+          <w:bCs w:val="1"/>
           <w:sz w:val="26"/>
           <w:szCs w:val="26"/>
           <w:rtl w:val="0"/>
@@ -1383,7 +1640,7 @@
           <w:szCs w:val="24"/>
           <w:rtl w:val="0"/>
         </w:rPr>
-        <w:t xml:space="preserve">Spent extensive time on call and in high-pressure outage scenarios during a three-month rotation on the divisions's maintenance and production support team</w:t>
+        <w:t xml:space="preserve">Spent extensive time on call and in high-pressure outage scenarios during a three-month rotation on the division's maintenance and production support team</w:t>
       </w:r>
     </w:p>
     <w:p>
@@ -1418,6 +1675,7 @@
         <w:rPr>
           <w:rFonts w:ascii="Times New Roman" w:cs="Times New Roman" w:eastAsia="Times New Roman" w:hAnsi="Times New Roman"/>
           <w:b w:val="1"/>
+          <w:bCs w:val="1"/>
           <w:sz w:val="26"/>
           <w:szCs w:val="26"/>
           <w:rtl w:val="0"/>
@@ -1600,6 +1858,7 @@
         <w:rPr>
           <w:rFonts w:ascii="Times New Roman" w:cs="Times New Roman" w:eastAsia="Times New Roman" w:hAnsi="Times New Roman"/>
           <w:b w:val="1"/>
+          <w:bCs w:val="1"/>
           <w:sz w:val="26"/>
           <w:szCs w:val="26"/>
           <w:rtl w:val="0"/>
@@ -1610,6 +1869,7 @@
         <w:rPr>
           <w:rFonts w:ascii="Times New Roman" w:cs="Times New Roman" w:eastAsia="Times New Roman" w:hAnsi="Times New Roman"/>
           <w:b w:val="1"/>
+          <w:bCs w:val="1"/>
           <w:sz w:val="24"/>
           <w:szCs w:val="24"/>
           <w:rtl w:val="0"/>
@@ -1625,7 +1885,7 @@
         </w:rPr>
         <w:t xml:space="preserve">– BA in Journalism</w:t>
         <w:tab/>
-        <w:t xml:space="preserve"> May 2014</w:t>
+        <w:t xml:space="preserve"> December 2014</w:t>
       </w:r>
     </w:p>
     <w:sectPr>
@@ -1772,11 +2032,19 @@
       </w:pPr>
     </w:pPrDefault>
   </w:docDefaults>
+  <w:style w:type="table" w:styleId="TableNormal" w:default="1">
+    <w:name w:val="TableNormal"/>
+    <w:tblPr>
+      <w:tblCellMar>
+        <w:top w:w="100.0" w:type="dxa"/>
+        <w:left w:w="100.0" w:type="dxa"/>
+        <w:bottom w:w="100.0" w:type="dxa"/>
+        <w:right w:w="100.0" w:type="dxa"/>
+      </w:tblCellMar>
+    </w:tblPr>
+  </w:style>
   <w:style w:type="paragraph" w:styleId="Normal" w:default="1">
     <w:name w:val="normal"/>
-  </w:style>
-  <w:style w:type="table" w:styleId="TableNormal" w:default="1">
-    <w:name w:val="Table Normal"/>
   </w:style>
   <w:style w:type="paragraph" w:styleId="Heading1">
     <w:name w:val="heading 1"/>
@@ -1805,6 +2073,7 @@
     </w:pPr>
     <w:rPr>
       <w:b w:val="0"/>
+      <w:bCs w:val="0"/>
       <w:sz w:val="32"/>
       <w:szCs w:val="32"/>
     </w:rPr>
@@ -1821,6 +2090,7 @@
     </w:pPr>
     <w:rPr>
       <w:b w:val="0"/>
+      <w:bCs w:val="0"/>
       <w:color w:val="434343"/>
       <w:sz w:val="28"/>
       <w:szCs w:val="28"/>
@@ -1870,6 +2140,7 @@
     </w:pPr>
     <w:rPr>
       <w:i w:val="1"/>
+      <w:iCs w:val="1"/>
       <w:color w:val="666666"/>
       <w:sz w:val="22"/>
       <w:szCs w:val="22"/>
@@ -1903,6 +2174,7 @@
     <w:rPr>
       <w:rFonts w:ascii="Arial" w:cs="Arial" w:eastAsia="Arial" w:hAnsi="Arial"/>
       <w:i w:val="0"/>
+      <w:iCs w:val="0"/>
       <w:color w:val="666666"/>
       <w:sz w:val="30"/>
       <w:szCs w:val="30"/>
